--- a/klagomål/A 35514-2026 FSC-klagomål.docx
+++ b/klagomål/A 35514-2026 FSC-klagomål.docx
@@ -823,7 +823,7 @@
     <w:r>
       <w:tab/>
       <w:tab/>
-      <w:t>2026-09-14</w:t>
+      <w:t>2026-09-15</w:t>
       <w:br/>
       <w:br/>
     </w:r>

--- a/klagomål/A 35514-2026 FSC-klagomål.docx
+++ b/klagomål/A 35514-2026 FSC-klagomål.docx
@@ -823,7 +823,7 @@
     <w:r>
       <w:tab/>
       <w:tab/>
-      <w:t>2026-09-15</w:t>
+      <w:t>2026-09-16</w:t>
       <w:br/>
       <w:br/>
     </w:r>

--- a/klagomål/A 35514-2026 FSC-klagomål.docx
+++ b/klagomål/A 35514-2026 FSC-klagomål.docx
@@ -823,7 +823,7 @@
     <w:r>
       <w:tab/>
       <w:tab/>
-      <w:t>2026-09-16</w:t>
+      <w:t>2026-09-17</w:t>
       <w:br/>
       <w:br/>
     </w:r>

--- a/klagomål/A 35514-2026 FSC-klagomål.docx
+++ b/klagomål/A 35514-2026 FSC-klagomål.docx
@@ -823,7 +823,7 @@
     <w:r>
       <w:tab/>
       <w:tab/>
-      <w:t>2026-09-17</w:t>
+      <w:t>2026-09-18</w:t>
       <w:br/>
       <w:br/>
     </w:r>

--- a/klagomål/A 35514-2026 FSC-klagomål.docx
+++ b/klagomål/A 35514-2026 FSC-klagomål.docx
@@ -823,7 +823,7 @@
     <w:r>
       <w:tab/>
       <w:tab/>
-      <w:t>2026-09-18</w:t>
+      <w:t>2026-09-19</w:t>
       <w:br/>
       <w:br/>
     </w:r>

--- a/klagomål/A 35514-2026 FSC-klagomål.docx
+++ b/klagomål/A 35514-2026 FSC-klagomål.docx
@@ -823,7 +823,7 @@
     <w:r>
       <w:tab/>
       <w:tab/>
-      <w:t>2026-09-19</w:t>
+      <w:t>2026-09-21</w:t>
       <w:br/>
       <w:br/>
     </w:r>

--- a/klagomål/A 35514-2026 FSC-klagomål.docx
+++ b/klagomål/A 35514-2026 FSC-klagomål.docx
@@ -823,7 +823,7 @@
     <w:r>
       <w:tab/>
       <w:tab/>
-      <w:t>2026-09-21</w:t>
+      <w:t>2026-09-23</w:t>
       <w:br/>
       <w:br/>
     </w:r>

--- a/klagomål/A 35514-2026 FSC-klagomål.docx
+++ b/klagomål/A 35514-2026 FSC-klagomål.docx
@@ -823,7 +823,7 @@
     <w:r>
       <w:tab/>
       <w:tab/>
-      <w:t>2026-09-23</w:t>
+      <w:t>2026-09-24</w:t>
       <w:br/>
       <w:br/>
     </w:r>

--- a/klagomål/A 35514-2026 FSC-klagomål.docx
+++ b/klagomål/A 35514-2026 FSC-klagomål.docx
@@ -823,7 +823,7 @@
     <w:r>
       <w:tab/>
       <w:tab/>
-      <w:t>2026-09-24</w:t>
+      <w:t>2026-09-25</w:t>
       <w:br/>
       <w:br/>
     </w:r>

--- a/klagomål/A 35514-2026 FSC-klagomål.docx
+++ b/klagomål/A 35514-2026 FSC-klagomål.docx
@@ -823,7 +823,7 @@
     <w:r>
       <w:tab/>
       <w:tab/>
-      <w:t>2026-09-25</w:t>
+      <w:t>2026-09-26</w:t>
       <w:br/>
       <w:br/>
     </w:r>

--- a/klagomål/A 35514-2026 FSC-klagomål.docx
+++ b/klagomål/A 35514-2026 FSC-klagomål.docx
@@ -823,7 +823,7 @@
     <w:r>
       <w:tab/>
       <w:tab/>
-      <w:t>2026-09-26</w:t>
+      <w:t>2026-09-27</w:t>
       <w:br/>
       <w:br/>
     </w:r>

--- a/klagomål/A 35514-2026 FSC-klagomål.docx
+++ b/klagomål/A 35514-2026 FSC-klagomål.docx
@@ -823,7 +823,7 @@
     <w:r>
       <w:tab/>
       <w:tab/>
-      <w:t>2026-09-27</w:t>
+      <w:t>2026-09-28</w:t>
       <w:br/>
       <w:br/>
     </w:r>

--- a/klagomål/A 35514-2026 FSC-klagomål.docx
+++ b/klagomål/A 35514-2026 FSC-klagomål.docx
@@ -823,7 +823,7 @@
     <w:r>
       <w:tab/>
       <w:tab/>
-      <w:t>2026-09-28</w:t>
+      <w:t>2026-09-29</w:t>
       <w:br/>
       <w:br/>
     </w:r>

--- a/klagomål/A 35514-2026 FSC-klagomål.docx
+++ b/klagomål/A 35514-2026 FSC-klagomål.docx
@@ -823,7 +823,7 @@
     <w:r>
       <w:tab/>
       <w:tab/>
-      <w:t>2026-09-29</w:t>
+      <w:t>2026-09-30</w:t>
       <w:br/>
       <w:br/>
     </w:r>

--- a/klagomål/A 35514-2026 FSC-klagomål.docx
+++ b/klagomål/A 35514-2026 FSC-klagomål.docx
@@ -823,7 +823,7 @@
     <w:r>
       <w:tab/>
       <w:tab/>
-      <w:t>2026-09-30</w:t>
+      <w:t>2026-10-01</w:t>
       <w:br/>
       <w:br/>
     </w:r>

--- a/klagomål/A 35514-2026 FSC-klagomål.docx
+++ b/klagomål/A 35514-2026 FSC-klagomål.docx
@@ -823,7 +823,7 @@
     <w:r>
       <w:tab/>
       <w:tab/>
-      <w:t>2026-10-01</w:t>
+      <w:t>2026-10-02</w:t>
       <w:br/>
       <w:br/>
     </w:r>

--- a/klagomål/A 35514-2026 FSC-klagomål.docx
+++ b/klagomål/A 35514-2026 FSC-klagomål.docx
@@ -221,7 +221,7 @@
     </w:p>
     <w:p>
       <w:r>
-        <w:t>I avverkningsanmälan finns fynd av 4 naturvårdsarter, varav 1 är rödlistad, 2 är fridlysta, 3 är typiska (T) och 2 är signalarter (S): mindre hackspett (NT, T, §4), bågpraktmossa (S, T), stubbspretmossa (S, T) och revlummer (§9). Se Figur 1.</w:t>
+        <w:t>I avverkningsanmälan finns fynd av 12 naturvårdsarter, varav 2 är rödlistade, 4 är fridlysta, 10 är typiska (T) och 6 är signalarter (S): kattfotslav (NT, T), mindre hackspett (NT, T, §4), bronshjon (S, T), bågpraktmossa (S, T), grön sköldmossa (S, T, §8), källpraktmossa (S, T), stubbspretmossa (S, T), thomsons trägnagare (S), bandpraktmossa (T), brudborste (T), spillkråka (T, §4) och revlummer (§9). Se Figur 1.</w:t>
       </w:r>
     </w:p>
     <w:p>
@@ -252,6 +252,35 @@
         <w:rPr>
           <w:b/>
         </w:rPr>
+        <w:t xml:space="preserve">Kattfotslav (NT) </w:t>
+      </w:r>
+      <w:r>
+        <w:t xml:space="preserve">är en mycket god signalart i hela sitt svenska utbredningsområde och skogsbestånd med kattfotslav är alltid värdefulla ur naturvårdssynpunkt. Arten indikerar dels ett mikroklimat med konstant hög luftfuktighet, dels kontinuitet av äldre träd och god trädslutenhet. Trots att den är vanligare i sydvästra Sverige växer den enbart i skogsbestånd med höga naturvärden. Den är känslig för skogliga ingrepp som kan förändra lokal- och mikroklimat. Kattfotslav är typisk art för </w:t>
+      </w:r>
+      <w:r>
+        <w:rPr>
+          <w:i/>
+        </w:rPr>
+        <w:t xml:space="preserve">9010 Taiga, 9160 Näringsrik ekskog </w:t>
+      </w:r>
+      <w:r>
+        <w:t>och</w:t>
+      </w:r>
+      <w:r>
+        <w:rPr>
+          <w:i/>
+        </w:rPr>
+        <w:t xml:space="preserve"> 9190 Näringsfattig ekskog</w:t>
+      </w:r>
+      <w:r>
+        <w:t xml:space="preserve"> (Nitare &amp; Skogsstyrelsen, 2019; SLU Artdatabanken, 2026).</w:t>
+      </w:r>
+    </w:p>
+    <w:p>
+      <w:r>
+        <w:rPr>
+          <w:b/>
+        </w:rPr>
         <w:t>Mindre hackspett (NT, §4)</w:t>
       </w:r>
       <w:r>
@@ -272,6 +301,26 @@
         <w:rPr>
           <w:b/>
         </w:rPr>
+        <w:t>Bronshjon</w:t>
+      </w:r>
+      <w:r>
+        <w:t xml:space="preserve"> är en skalbagge vars larvutveckling sker under grov bark på stammar av döda eller döende barrträd, främst gran, i mindre omfattning tall. Arten är knuten till äldre, naturskogslik granskog med inslag av torkande träd. Bronshjon är typisk art för </w:t>
+      </w:r>
+      <w:r>
+        <w:rPr>
+          <w:i/>
+        </w:rPr>
+        <w:t>9010 Taiga</w:t>
+      </w:r>
+      <w:r>
+        <w:t xml:space="preserve"> (SLU Artdatabanken, 2025).</w:t>
+      </w:r>
+    </w:p>
+    <w:p>
+      <w:r>
+        <w:rPr>
+          <w:b/>
+        </w:rPr>
         <w:t xml:space="preserve">Bågpraktmossa </w:t>
       </w:r>
       <w:r>
@@ -301,6 +350,64 @@
         <w:rPr>
           <w:b/>
         </w:rPr>
+        <w:t>Grön sköldmossa (§8)</w:t>
+      </w:r>
+      <w:r>
+        <w:t xml:space="preserve"> är typisk art för </w:t>
+      </w:r>
+      <w:r>
+        <w:rPr>
+          <w:i/>
+        </w:rPr>
+        <w:t xml:space="preserve">9010 Taiga </w:t>
+      </w:r>
+      <w:r>
+        <w:t>och</w:t>
+      </w:r>
+      <w:r>
+        <w:rPr>
+          <w:i/>
+        </w:rPr>
+        <w:t xml:space="preserve"> 9750 Svämlövskog</w:t>
+      </w:r>
+      <w:r>
+        <w:t xml:space="preserve"> och omfattas av EU:s art- och habitatdirektiv bilaga 2 vilket innebär att det finns ett uttalat intresse inom Europeiska unionen att bevara arten. Grön sköldmossa kräver skog som har ett speciellt mikroklimat med hög och jämn luftfuktighet i kombination med rik tillgång på död ved (Nitare &amp; Skogsstyrelsen, 2019; SLU Artdatabanken, 2025). I praktiken handlar det om åtminstone 50 meter med skyddande skog för att undvika uttorkning av marken (Hallingbäck, personligt meddelande 2022-02-24). Grön sköldmossa är en ansvarsart för Sverige då en särskilt stor andel av Europas population finns i landet. Mark- och miljööverdomstolen (MÖD) har i mål nr M 2019-20 (18 februari 2019) slagit fast att grön sköldmossa (§8) är dispenspliktig och att exemplar av arten inte får skadas utan dispens (MÖD, mål nr M 2019-20).</w:t>
+      </w:r>
+    </w:p>
+    <w:p>
+      <w:r>
+        <w:rPr>
+          <w:b/>
+        </w:rPr>
+        <w:t xml:space="preserve">Källpraktmossa </w:t>
+      </w:r>
+      <w:r>
+        <w:t xml:space="preserve">växer på fuktig eller blöt, näringsrik och ofta mineralrik mark, t.ex. i sumpskogar. Den är en god signalart i södra och mellersta Sverige och förekommer ofta i artrika miljöer med t.ex. kärrkammossa, bågpraktmossa, filtrundmossa och skogshakmossa. Eftersom mängden våtmarker har reducerats kraftigt i södra Sverige under det senaste seklet har förekomsten av källpraktmossa troligen minskat i söder. Källpraktmossa är typisk art för </w:t>
+      </w:r>
+      <w:r>
+        <w:rPr>
+          <w:i/>
+        </w:rPr>
+        <w:t xml:space="preserve">7160 Källor och källkärr, 9750 Svämlövskog </w:t>
+      </w:r>
+      <w:r>
+        <w:t>och</w:t>
+      </w:r>
+      <w:r>
+        <w:rPr>
+          <w:i/>
+        </w:rPr>
+        <w:t xml:space="preserve"> 9080 Lövsumpskog </w:t>
+      </w:r>
+      <w:r>
+        <w:t>(Nitare &amp; Skogsstyrelsen, 2019; SLU Artdatabanken, 2025).</w:t>
+      </w:r>
+    </w:p>
+    <w:p>
+      <w:r>
+        <w:rPr>
+          <w:b/>
+        </w:rPr>
         <w:t>Stubbspretmossa</w:t>
       </w:r>
       <w:r>
@@ -314,6 +421,102 @@
       </w:r>
       <w:r>
         <w:t xml:space="preserve"> (SLU Artdatabanken, 2024).</w:t>
+      </w:r>
+    </w:p>
+    <w:p>
+      <w:r>
+        <w:rPr>
+          <w:b/>
+        </w:rPr>
+        <w:t>Bandpraktmossa</w:t>
+      </w:r>
+      <w:r>
+        <w:t xml:space="preserve"> är en för Europa endemisk art som växer på blöt, näringsrik och ofta mineralrik mark, t.ex. i sumpskogar och rikkärr. Den verkar gynnas av källpåverkan och rörligt markvatten och förekommer ofta i artrika miljöer med t.ex. stor skedmossa, filtrundmossa och knoppvitmossa. Eftersom mängden våtmarker har reducerats kraftigt i södra Sverige under 1900-talet har förekomsten av bandpraktmossa troligen minskat. Bandpraktmossa är typisk art för </w:t>
+      </w:r>
+      <w:r>
+        <w:rPr>
+          <w:i/>
+        </w:rPr>
+        <w:t>9080 Lövsumpskog,</w:t>
+      </w:r>
+      <w:r>
+        <w:t xml:space="preserve"> </w:t>
+      </w:r>
+      <w:r>
+        <w:rPr>
+          <w:i/>
+        </w:rPr>
+        <w:t>9750 Svämlövskog</w:t>
+      </w:r>
+      <w:r>
+        <w:t xml:space="preserve"> och </w:t>
+      </w:r>
+      <w:r>
+        <w:rPr>
+          <w:i/>
+        </w:rPr>
+        <w:t>7230 Rikkärr</w:t>
+      </w:r>
+      <w:r>
+        <w:t xml:space="preserve"> (SLU Artdatabanken, 2025).</w:t>
+      </w:r>
+    </w:p>
+    <w:p>
+      <w:r>
+        <w:rPr>
+          <w:b/>
+        </w:rPr>
+        <w:t>Brudborste</w:t>
+      </w:r>
+      <w:r>
+        <w:t xml:space="preserve"> är typisk art för </w:t>
+      </w:r>
+      <w:r>
+        <w:rPr>
+          <w:i/>
+        </w:rPr>
+        <w:t xml:space="preserve">9050 Näringsrik granskog, 9040 Fjällbjörkskog, 6530 Lövängar, 6430 Högörtängar </w:t>
+      </w:r>
+      <w:r>
+        <w:t xml:space="preserve">och </w:t>
+      </w:r>
+      <w:r>
+        <w:rPr>
+          <w:i/>
+        </w:rPr>
+        <w:t>6510 Slåtterängar i låglandet</w:t>
+      </w:r>
+      <w:r>
+        <w:t xml:space="preserve"> (SLU Artdatabanken, 2025).</w:t>
+      </w:r>
+    </w:p>
+    <w:p>
+      <w:r>
+        <w:rPr>
+          <w:b/>
+        </w:rPr>
+        <w:t>Spillkråka (§4)</w:t>
+      </w:r>
+      <w:r>
+        <w:t xml:space="preserve"> omfattas av bilaga 1 i EU:s fågeldirektiv och är typisk art för </w:t>
+      </w:r>
+      <w:r>
+        <w:rPr>
+          <w:i/>
+        </w:rPr>
+        <w:t xml:space="preserve">9010 Taiga </w:t>
+      </w:r>
+      <w:r>
+        <w:t>och</w:t>
+      </w:r>
+      <w:r>
+        <w:rPr>
+          <w:i/>
+        </w:rPr>
+        <w:t xml:space="preserve"> 9740 Skogsbevuxen myr</w:t>
+      </w:r>
+      <w:r>
+        <w:t>. Den behöver grova träd, främst tall, asp och bok som boträd. Skogsbruk med korta omloppstider och täta, homogena ungskogar utgör det största hotet. Spillkråka är en nyckelart i skogliga miljöer vars övergivna bohål utnyttjas av flera andra hålhäckande fågelarter och fladdermöss, däribland pärluggla (EN, §4), knipa (§4), salskrake (§4) och skogsduva (§4). Hökuggla (VU, §4) och slaguggla (§4) häckar ofta i högstubbar som brutits av i höjd med ett gammalt spillkråkebo (SLU Artdatabanken, 2026; Skogsstyrelsen, 2016).</w:t>
       </w:r>
     </w:p>
     <w:p>
@@ -422,7 +625,7 @@
         <w:rPr>
           <w:i/>
         </w:rPr>
-        <w:t>I det avverkningsanmälda skogsområdet har 4 naturvårdsarter varav 1 rödlistade arter sina livsmiljöer och växtplatser.</w:t>
+        <w:t>I det avverkningsanmälda skogsområdet har 12 naturvårdsarter varav 2 rödlistade arter sina livsmiljöer och växtplatser.</w:t>
       </w:r>
     </w:p>
     <w:p>
@@ -693,6 +896,267 @@
       </w:r>
       <w:r>
         <w:t>SLU Artdatabanken, Uppsala</w:t>
+      </w:r>
+    </w:p>
+    <w:p>
+      <w:pPr>
+        <w:pStyle w:val="Heading1"/>
+      </w:pPr>
+      <w:r>
+        <w:t>Grön sköldmossa – ekologi samt krav på livsmiljön</w:t>
+      </w:r>
+    </w:p>
+    <w:p>
+      <w:r>
+        <w:t>Grön sköldmossa (§8) växer på stubbar och lågor av olika trädslag, huvudsakligen i sena nedbrytningsstadier. Den förekommer främst i näringsrika granskogar med stort inslag av löv, arten är kortlivad och antalet kapslar varierar kraftigt mellan olika år. Grön sköldmossa kräver skog som har ett speciellt mikroklimat med hög och jämn luftfuktighet i kombination med rik tillgång på död ved (SLU Artdatabanken, 2021; Nitare &amp; Skogsstyrelsen, 2019).</w:t>
+      </w:r>
+    </w:p>
+    <w:p>
+      <w:r>
+        <w:t>Arten har sin huvudutbredning i sydöstra Sverige. Allvarligaste hoten är skogsavverkning och brist på död ved. Brist på naturligt döda träd i dagens produktionsskogar gör att arten blir allt sällsyntare (Hallingbäck, 2016). Död ved i större mängd bör lämnas och träd tillåtas åldras och dö för att skapa kontinuerlig tillgång på livsmiljöer. Träd och livsmiljö bör skyddas genom att lämna trädgrupper, ytor eller zoner (SLU Artdatabanken, 2021). I praktiken handlar det om åtminstone 50 meter med skyddande skog för att undvika uttorkning av marken (Hallingbäck, personligt meddelande 2022-02-24).</w:t>
+      </w:r>
+    </w:p>
+    <w:p>
+      <w:r>
+        <w:t xml:space="preserve">Grön sköldmossa är typisk art för </w:t>
+      </w:r>
+      <w:r>
+        <w:rPr>
+          <w:i/>
+        </w:rPr>
+        <w:t xml:space="preserve">9010 Taiga </w:t>
+      </w:r>
+      <w:r>
+        <w:t>och</w:t>
+      </w:r>
+      <w:r>
+        <w:rPr>
+          <w:i/>
+        </w:rPr>
+        <w:t xml:space="preserve"> 9750 Svämlövskog</w:t>
+      </w:r>
+      <w:r>
+        <w:t>, fridlyst enligt 8§ artskyddsförordningen och upptagen i EU:s Habitatdirektiv bilaga 2 vilket innebär att det finns ett uttalat intresse inom Europeiska unionen att bevara arten. Grön sköldmossa är en ansvarsart för Sverige då en särskilt stor andel av Europas population finns i landet. Förutom i östra Sverige har arten inga större sammanhängande utbredningar med gynnsam bevarandestatus söderut i Europa förrän i Montenegro. Det finns enbart liten förekomst med gynnsam regional bevarandestatus i södra Frankrike och södra Polen. Fridlysningen enligt §§ 8 och 15 Artskyddsförordningen innebär att det är förbjudet att på något sätt skada exemplar av arten, se artskyddsförordningen (2007:845):</w:t>
+      </w:r>
+    </w:p>
+    <w:p>
+      <w:pPr>
+        <w:pStyle w:val="ListBullet"/>
+      </w:pPr>
+      <w:r>
+        <w:t>8 § I fråga om sådana vilt levande kärlväxter, mossor, lavar, svampar och alger som anges i bilaga 2 till denna förordning är det förbjudet att i den omfattning som framgår av bilagan 1. plocka, gräva upp eller på annat sätt ta bort eller skada exemplar av växterna, och 2. ta bort eller skada frön eller andra delar.</w:t>
+      </w:r>
+    </w:p>
+    <w:p>
+      <w:pPr>
+        <w:pStyle w:val="ListBullet"/>
+      </w:pPr>
+      <w:r>
+        <w:t>15 § Länsstyrelsen får i det enskilda fallet ge dispens från förbuden i 6, 8 och 9 §§ som avser länet eller del av länet, om det inte finns någon annan lämplig lösning och dispensen inte försvårar upprätthållandet av en gynnsam bevarandestatus hos artens bestånd i dess naturliga utbredningsområde.</w:t>
+      </w:r>
+    </w:p>
+    <w:p>
+      <w:r>
+        <w:t>Grön sköldmossa är även listad som B i Artskyddsförordningen vilket innebär att den är en art av unionsintresse:</w:t>
+      </w:r>
+    </w:p>
+    <w:p>
+      <w:pPr>
+        <w:pStyle w:val="ListBullet"/>
+      </w:pPr>
+      <w:r>
+        <w:t>B: Arten har enligt fågeldirektivet eller art- och habitatdirektivet ett sådant unionsintresse att särskilda skyddsområden (fågeldirektivet) eller bevarandeområden (art- och habitatdirektivet) behöver utses. Arten finns upptagen i bilaga 2 till art- och habitatdirektivet.</w:t>
+      </w:r>
+    </w:p>
+    <w:p>
+      <w:r>
+        <w:t>Mark- och miljööverdomstolen (MÖD) har i mål nr M 2019-20 (18 februari 2019) slagit fast att grön sköldmossa (§8) är dispenspliktig och att exemplar av arten inte får skadas utan dispens (MÖD, mål nr M 2019-20).</w:t>
+      </w:r>
+    </w:p>
+    <w:p>
+      <w:r>
+        <w:t>Hallingbäck, personligt meddelande 2022-02-24</w:t>
+      </w:r>
+    </w:p>
+    <w:p>
+      <w:pPr>
+        <w:jc w:val="left"/>
+      </w:pPr>
+      <w:r>
+        <w:t>Från: Tomas Hallingbäck &lt;Tomas.Hallingback@slu.se&gt;</w:t>
+        <w:br/>
+        <w:t>Date: tors 24 feb. 2022 kl 17:49</w:t>
+        <w:br/>
+        <w:t>Subject: Re: Grön sköldmossa</w:t>
+        <w:br/>
+        <w:t>To: Magnus Kasselstrand &lt;magnus.kasselstrand@gmail.com&gt;</w:t>
+      </w:r>
+    </w:p>
+    <w:p>
+      <w:r>
+        <w:t>Hej Magnus,</w:t>
+      </w:r>
+    </w:p>
+    <w:p>
+      <w:r>
+        <w:t>Tyvärr finns inga studier på just detta, men uttorkning av underlaget är en starkt negativ faktor för grön sköldmossa, och jag brukar hänvisa till lokalklimatiska studier som visar att skyddskappan för att förhindra uttorkning av marken ligger på minst tre trädlängder skog (för plan mark), kortare för kuperad terräng, och detta blir i praktiken åtminstone 50 meter.</w:t>
+      </w:r>
+    </w:p>
+    <w:p>
+      <w:r>
+        <w:t>MVH</w:t>
+        <w:br/>
+        <w:t>Tomas Hallingbäck</w:t>
+      </w:r>
+    </w:p>
+    <w:p>
+      <w:pPr>
+        <w:pStyle w:val="Heading2"/>
+      </w:pPr>
+      <w:r>
+        <w:t>Referenser – grön sköldmossa</w:t>
+      </w:r>
+    </w:p>
+    <w:p>
+      <w:r>
+        <w:t xml:space="preserve">Hallingbäck T., 2016. </w:t>
+      </w:r>
+      <w:r>
+        <w:rPr>
+          <w:i/>
+        </w:rPr>
+        <w:t xml:space="preserve">Mossor en fältguide. </w:t>
+      </w:r>
+      <w:r>
+        <w:t>Naturcentrum.</w:t>
+      </w:r>
+    </w:p>
+    <w:p>
+      <w:r>
+        <w:t xml:space="preserve">Hallingbäck T., 2022. </w:t>
+      </w:r>
+      <w:r>
+        <w:rPr>
+          <w:i/>
+        </w:rPr>
+        <w:t xml:space="preserve">Personligt meddelande 2022-02-24. </w:t>
+      </w:r>
+      <w:r>
+        <w:t>SLU Artdatabanken.</w:t>
+      </w:r>
+    </w:p>
+    <w:p>
+      <w:r>
+        <w:t xml:space="preserve">Mark- och miljööverdomstolen. </w:t>
+      </w:r>
+      <w:r>
+        <w:rPr>
+          <w:i/>
+        </w:rPr>
+        <w:t xml:space="preserve">Dom 18 februari 2019 i mål nr M 2019-20 </w:t>
+      </w:r>
+      <w:r>
+        <w:t>(MÖD, mål nr M 2019-20)</w:t>
+      </w:r>
+    </w:p>
+    <w:p>
+      <w:r>
+        <w:t xml:space="preserve">Nitare, J., 2019. </w:t>
+      </w:r>
+      <w:r>
+        <w:rPr>
+          <w:i/>
+        </w:rPr>
+        <w:t xml:space="preserve">Skyddsvärd skog – Naturvårdsarter och andra kriterier för naturvärdesbedömning. </w:t>
+      </w:r>
+      <w:r>
+        <w:t>Skogsstyrelsen.</w:t>
+      </w:r>
+    </w:p>
+    <w:p>
+      <w:r>
+        <w:t xml:space="preserve">SLU Artdatabanken, 2021. </w:t>
+      </w:r>
+      <w:r>
+        <w:rPr>
+          <w:i/>
+        </w:rPr>
+        <w:t xml:space="preserve">Artfaktablad. Naturvård – artfakta. </w:t>
+      </w:r>
+      <w:r>
+        <w:t>SLU Artdatabanken, Uppsala</w:t>
+      </w:r>
+    </w:p>
+    <w:p>
+      <w:pPr>
+        <w:pStyle w:val="Heading1"/>
+      </w:pPr>
+      <w:r>
+        <w:t>Spillkråka – ekologi samt krav på livsmiljön</w:t>
+      </w:r>
+    </w:p>
+    <w:p>
+      <w:r>
+        <w:t xml:space="preserve">Spillkråka (§4) ingår i bilaga 1 EU:s fågeldirektiv och är typisk art för </w:t>
+      </w:r>
+      <w:r>
+        <w:rPr>
+          <w:i/>
+        </w:rPr>
+        <w:t xml:space="preserve">9010 Taiga </w:t>
+      </w:r>
+      <w:r>
+        <w:t>och</w:t>
+      </w:r>
+      <w:r>
+        <w:rPr>
+          <w:i/>
+        </w:rPr>
+        <w:t xml:space="preserve"> 9740 Skogsbevuxen myr</w:t>
+      </w:r>
+      <w:r>
+        <w:t>. Den lever i både barr- och blandskog liksom i ren lövskog. De tätaste populationerna tenderar att finnas i äldre, variationsrik blandskog med gott om död ved och gamla träd. Varje par utnyttjar 400–1000 hektar skog beroende på skogens kvalitet. Skogsbruk med korta omloppstider och täta, homogena ungskogar utgör det största hotet (SLU Artdatabanken, 2026).</w:t>
+      </w:r>
+    </w:p>
+    <w:p>
+      <w:r>
+        <w:t>Spillkråka är en nyckelart i skogliga miljöer vars övergivna bohål utnyttjas av flera andra hålhäckande fågelarter och fladdermöss, däribland pärluggla (EN, §4), knipa (§4), salskrake (§4) och skogsduva (§4). Hökuggla (VU, §4) och slaguggla (§4) häckar ofta i högstubbar som brutits av i höjd med ett gammalt spillkråkebo (Skogsstyrelsen, 2016).</w:t>
+      </w:r>
+    </w:p>
+    <w:p>
+      <w:pPr>
+        <w:pStyle w:val="Heading2"/>
+      </w:pPr>
+      <w:r>
+        <w:t>Referenser – spillkråka</w:t>
+      </w:r>
+    </w:p>
+    <w:p>
+      <w:r>
+        <w:t xml:space="preserve">Skogsstyrelsen, 2016. </w:t>
+      </w:r>
+      <w:r>
+        <w:rPr>
+          <w:i/>
+        </w:rPr>
+        <w:t xml:space="preserve">Vägledning för hänsyn till spillkråka. </w:t>
+      </w:r>
+      <w:r>
+        <w:t>Vägledningar och kunskapsstöd artskydd – Skogsstyrelsen.</w:t>
+      </w:r>
+    </w:p>
+    <w:p>
+      <w:r>
+        <w:t xml:space="preserve">SLU Artdatabanken, 2026. </w:t>
+      </w:r>
+      <w:r>
+        <w:rPr>
+          <w:i/>
+        </w:rPr>
+        <w:t xml:space="preserve">Artfaktablad. Naturvård – artfakta. </w:t>
+      </w:r>
+      <w:r>
+        <w:t>SLU Artdatabanken, Uppsala.</w:t>
       </w:r>
     </w:p>
     <w:sectPr>
@@ -823,7 +1287,7 @@
     <w:r>
       <w:tab/>
       <w:tab/>
-      <w:t>2026-10-02</w:t>
+      <w:t>2026-10-03</w:t>
       <w:br/>
       <w:br/>
     </w:r>

--- a/klagomål/A 35514-2026 FSC-klagomål.docx
+++ b/klagomål/A 35514-2026 FSC-klagomål.docx
@@ -1287,7 +1287,7 @@
     <w:r>
       <w:tab/>
       <w:tab/>
-      <w:t>2026-10-03</w:t>
+      <w:t>2026-10-04</w:t>
       <w:br/>
       <w:br/>
     </w:r>

--- a/klagomål/A 35514-2026 FSC-klagomål.docx
+++ b/klagomål/A 35514-2026 FSC-klagomål.docx
@@ -1287,7 +1287,7 @@
     <w:r>
       <w:tab/>
       <w:tab/>
-      <w:t>2026-10-04</w:t>
+      <w:t>2026-10-05</w:t>
       <w:br/>
       <w:br/>
     </w:r>

--- a/klagomål/A 35514-2026 FSC-klagomål.docx
+++ b/klagomål/A 35514-2026 FSC-klagomål.docx
@@ -1287,7 +1287,7 @@
     <w:r>
       <w:tab/>
       <w:tab/>
-      <w:t>2026-10-05</w:t>
+      <w:t>2026-10-06</w:t>
       <w:br/>
       <w:br/>
     </w:r>

--- a/klagomål/A 35514-2026 FSC-klagomål.docx
+++ b/klagomål/A 35514-2026 FSC-klagomål.docx
@@ -1287,7 +1287,7 @@
     <w:r>
       <w:tab/>
       <w:tab/>
-      <w:t>2026-10-06</w:t>
+      <w:t>2026-10-07</w:t>
       <w:br/>
       <w:br/>
     </w:r>

--- a/klagomål/A 35514-2026 FSC-klagomål.docx
+++ b/klagomål/A 35514-2026 FSC-klagomål.docx
@@ -1287,7 +1287,7 @@
     <w:r>
       <w:tab/>
       <w:tab/>
-      <w:t>2026-10-07</w:t>
+      <w:t>2026-10-08</w:t>
       <w:br/>
       <w:br/>
     </w:r>

--- a/klagomål/A 35514-2026 FSC-klagomål.docx
+++ b/klagomål/A 35514-2026 FSC-klagomål.docx
@@ -1287,7 +1287,7 @@
     <w:r>
       <w:tab/>
       <w:tab/>
-      <w:t>2026-10-08</w:t>
+      <w:t>2026-10-09</w:t>
       <w:br/>
       <w:br/>
     </w:r>

--- a/klagomål/A 35514-2026 FSC-klagomål.docx
+++ b/klagomål/A 35514-2026 FSC-klagomål.docx
@@ -1287,7 +1287,7 @@
     <w:r>
       <w:tab/>
       <w:tab/>
-      <w:t>2026-10-09</w:t>
+      <w:t>2026-10-10</w:t>
       <w:br/>
       <w:br/>
     </w:r>

--- a/klagomål/A 35514-2026 FSC-klagomål.docx
+++ b/klagomål/A 35514-2026 FSC-klagomål.docx
@@ -1287,7 +1287,7 @@
     <w:r>
       <w:tab/>
       <w:tab/>
-      <w:t>2026-10-10</w:t>
+      <w:t>2026-10-11</w:t>
       <w:br/>
       <w:br/>
     </w:r>

--- a/klagomål/A 35514-2026 FSC-klagomål.docx
+++ b/klagomål/A 35514-2026 FSC-klagomål.docx
@@ -1287,7 +1287,7 @@
     <w:r>
       <w:tab/>
       <w:tab/>
-      <w:t>2026-10-11</w:t>
+      <w:t>2026-10-12</w:t>
       <w:br/>
       <w:br/>
     </w:r>

--- a/klagomål/A 35514-2026 FSC-klagomål.docx
+++ b/klagomål/A 35514-2026 FSC-klagomål.docx
@@ -1287,7 +1287,7 @@
     <w:r>
       <w:tab/>
       <w:tab/>
-      <w:t>2026-10-12</w:t>
+      <w:t>2026-10-13</w:t>
       <w:br/>
       <w:br/>
     </w:r>

--- a/klagomål/A 35514-2026 FSC-klagomål.docx
+++ b/klagomål/A 35514-2026 FSC-klagomål.docx
@@ -1287,7 +1287,7 @@
     <w:r>
       <w:tab/>
       <w:tab/>
-      <w:t>2026-10-13</w:t>
+      <w:t>2026-10-14</w:t>
       <w:br/>
       <w:br/>
     </w:r>

--- a/klagomål/A 35514-2026 FSC-klagomål.docx
+++ b/klagomål/A 35514-2026 FSC-klagomål.docx
@@ -1287,7 +1287,7 @@
     <w:r>
       <w:tab/>
       <w:tab/>
-      <w:t>2026-10-14</w:t>
+      <w:t>2026-10-15</w:t>
       <w:br/>
       <w:br/>
     </w:r>

--- a/klagomål/A 35514-2026 FSC-klagomål.docx
+++ b/klagomål/A 35514-2026 FSC-klagomål.docx
@@ -1287,7 +1287,7 @@
     <w:r>
       <w:tab/>
       <w:tab/>
-      <w:t>2026-10-15</w:t>
+      <w:t>2026-10-16</w:t>
       <w:br/>
       <w:br/>
     </w:r>

--- a/klagomål/A 35514-2026 FSC-klagomål.docx
+++ b/klagomål/A 35514-2026 FSC-klagomål.docx
@@ -1287,7 +1287,7 @@
     <w:r>
       <w:tab/>
       <w:tab/>
-      <w:t>2026-10-16</w:t>
+      <w:t>2026-10-17</w:t>
       <w:br/>
       <w:br/>
     </w:r>

--- a/klagomål/A 35514-2026 FSC-klagomål.docx
+++ b/klagomål/A 35514-2026 FSC-klagomål.docx
@@ -1287,7 +1287,7 @@
     <w:r>
       <w:tab/>
       <w:tab/>
-      <w:t>2026-10-17</w:t>
+      <w:t>2026-10-18</w:t>
       <w:br/>
       <w:br/>
     </w:r>

--- a/klagomål/A 35514-2026 FSC-klagomål.docx
+++ b/klagomål/A 35514-2026 FSC-klagomål.docx
@@ -1287,7 +1287,7 @@
     <w:r>
       <w:tab/>
       <w:tab/>
-      <w:t>2026-10-18</w:t>
+      <w:t>2026-10-19</w:t>
       <w:br/>
       <w:br/>
     </w:r>

--- a/klagomål/A 35514-2026 FSC-klagomål.docx
+++ b/klagomål/A 35514-2026 FSC-klagomål.docx
@@ -1287,7 +1287,7 @@
     <w:r>
       <w:tab/>
       <w:tab/>
-      <w:t>2026-10-19</w:t>
+      <w:t>2026-10-20</w:t>
       <w:br/>
       <w:br/>
     </w:r>

--- a/klagomål/A 35514-2026 FSC-klagomål.docx
+++ b/klagomål/A 35514-2026 FSC-klagomål.docx
@@ -1287,7 +1287,7 @@
     <w:r>
       <w:tab/>
       <w:tab/>
-      <w:t>2026-10-20</w:t>
+      <w:t>2026-10-21</w:t>
       <w:br/>
       <w:br/>
     </w:r>

--- a/klagomål/A 35514-2026 FSC-klagomål.docx
+++ b/klagomål/A 35514-2026 FSC-klagomål.docx
@@ -1287,7 +1287,7 @@
     <w:r>
       <w:tab/>
       <w:tab/>
-      <w:t>2026-10-21</w:t>
+      <w:t>2026-10-22</w:t>
       <w:br/>
       <w:br/>
     </w:r>

--- a/klagomål/A 35514-2026 FSC-klagomål.docx
+++ b/klagomål/A 35514-2026 FSC-klagomål.docx
@@ -1287,7 +1287,7 @@
     <w:r>
       <w:tab/>
       <w:tab/>
-      <w:t>2026-10-22</w:t>
+      <w:t>2026-10-23</w:t>
       <w:br/>
       <w:br/>
     </w:r>

--- a/klagomål/A 35514-2026 FSC-klagomål.docx
+++ b/klagomål/A 35514-2026 FSC-klagomål.docx
@@ -1287,7 +1287,7 @@
     <w:r>
       <w:tab/>
       <w:tab/>
-      <w:t>2026-10-23</w:t>
+      <w:t>2026-10-24</w:t>
       <w:br/>
       <w:br/>
     </w:r>

--- a/klagomål/A 35514-2026 FSC-klagomål.docx
+++ b/klagomål/A 35514-2026 FSC-klagomål.docx
@@ -1287,7 +1287,7 @@
     <w:r>
       <w:tab/>
       <w:tab/>
-      <w:t>2026-10-24</w:t>
+      <w:t>2026-10-25</w:t>
       <w:br/>
       <w:br/>
     </w:r>

--- a/klagomål/A 35514-2026 FSC-klagomål.docx
+++ b/klagomål/A 35514-2026 FSC-klagomål.docx
@@ -1287,7 +1287,7 @@
     <w:r>
       <w:tab/>
       <w:tab/>
-      <w:t>2026-10-25</w:t>
+      <w:t>2026-10-26</w:t>
       <w:br/>
       <w:br/>
     </w:r>

--- a/klagomål/A 35514-2026 FSC-klagomål.docx
+++ b/klagomål/A 35514-2026 FSC-klagomål.docx
@@ -1287,7 +1287,7 @@
     <w:r>
       <w:tab/>
       <w:tab/>
-      <w:t>2026-10-26</w:t>
+      <w:t>2026-10-27</w:t>
       <w:br/>
       <w:br/>
     </w:r>

--- a/klagomål/A 35514-2026 FSC-klagomål.docx
+++ b/klagomål/A 35514-2026 FSC-klagomål.docx
@@ -1287,7 +1287,7 @@
     <w:r>
       <w:tab/>
       <w:tab/>
-      <w:t>2026-10-27</w:t>
+      <w:t>2026-10-28</w:t>
       <w:br/>
       <w:br/>
     </w:r>

--- a/klagomål/A 35514-2026 FSC-klagomål.docx
+++ b/klagomål/A 35514-2026 FSC-klagomål.docx
@@ -1287,7 +1287,7 @@
     <w:r>
       <w:tab/>
       <w:tab/>
-      <w:t>2026-10-28</w:t>
+      <w:t>2026-10-29</w:t>
       <w:br/>
       <w:br/>
     </w:r>

--- a/klagomål/A 35514-2026 FSC-klagomål.docx
+++ b/klagomål/A 35514-2026 FSC-klagomål.docx
@@ -1287,7 +1287,7 @@
     <w:r>
       <w:tab/>
       <w:tab/>
-      <w:t>2026-10-29</w:t>
+      <w:t>2026-10-31</w:t>
       <w:br/>
       <w:br/>
     </w:r>
